--- a/docs/adrs/RMASUP-2134-migrate-geo-db-to-azure-sql-managed-instance.docx
+++ b/docs/adrs/RMASUP-2134-migrate-geo-db-to-azure-sql-managed-instance.docx
@@ -294,7 +294,7 @@
                 <w:color w:val="1F2937"/>
                 <w:sz w:val="20"/>
               </w:rPr>
-              <w:t>• GEO moves first.</w:t>
+              <w:t>GEO moves first.</w:t>
             </w:r>
           </w:p>
           <w:p>
@@ -309,7 +309,7 @@
                 <w:color w:val="1F2937"/>
                 <w:sz w:val="20"/>
               </w:rPr>
-              <w:t>• RMA may move later to the same target.</w:t>
+              <w:t>RMA may move later to the same target.</w:t>
             </w:r>
           </w:p>
           <w:p>
@@ -324,7 +324,7 @@
                 <w:color w:val="1F2937"/>
                 <w:sz w:val="20"/>
               </w:rPr>
-              <w:t>• SQL Server feature compatibility is important.</w:t>
+              <w:t>SQL Server feature compatibility is important.</w:t>
             </w:r>
           </w:p>
           <w:p>
@@ -339,7 +339,7 @@
                 <w:color w:val="1F2937"/>
                 <w:sz w:val="20"/>
               </w:rPr>
-              <w:t>• Some procedures use local Windows disk.</w:t>
+              <w:t>Some procedures use local Windows disk.</w:t>
             </w:r>
           </w:p>
           <w:p>
@@ -354,7 +354,7 @@
                 <w:color w:val="1F2937"/>
                 <w:sz w:val="20"/>
               </w:rPr>
-              <w:t>• SSRS is part of the current setup.</w:t>
+              <w:t>SSRS is part of the current setup.</w:t>
             </w:r>
           </w:p>
           <w:p>
@@ -369,7 +369,7 @@
                 <w:color w:val="1F2937"/>
                 <w:sz w:val="20"/>
               </w:rPr>
-              <w:t>• Final cost still needs validation.</w:t>
+              <w:t>Final cost still needs validation.</w:t>
             </w:r>
           </w:p>
           <w:p>
@@ -384,7 +384,7 @@
                 <w:color w:val="1F2937"/>
                 <w:sz w:val="20"/>
               </w:rPr>
-              <w:t>• Final migration scope still depends on the assessment report.</w:t>
+              <w:t>Final migration scope still depends on the assessment report.</w:t>
             </w:r>
           </w:p>
         </w:tc>
@@ -697,7 +697,7 @@
                 <w:color w:val="1F2937"/>
                 <w:sz w:val="20"/>
               </w:rPr>
-              <w:t>• Final cost approval.</w:t>
+              <w:t>Final cost approval.</w:t>
             </w:r>
           </w:p>
           <w:p>
@@ -712,7 +712,7 @@
                 <w:color w:val="1F2937"/>
                 <w:sz w:val="20"/>
               </w:rPr>
-              <w:t>• Exact SKU sizing.</w:t>
+              <w:t>Exact SKU sizing.</w:t>
             </w:r>
           </w:p>
           <w:p>
@@ -727,7 +727,7 @@
                 <w:color w:val="1F2937"/>
                 <w:sz w:val="20"/>
               </w:rPr>
-              <w:t>• Exact migration runbook.</w:t>
+              <w:t>Exact migration runbook.</w:t>
             </w:r>
           </w:p>
           <w:p>
@@ -742,7 +742,7 @@
                 <w:color w:val="1F2937"/>
                 <w:sz w:val="20"/>
               </w:rPr>
-              <w:t>• Full component inventory.</w:t>
+              <w:t>Full component inventory.</w:t>
             </w:r>
           </w:p>
           <w:p>
@@ -757,7 +757,7 @@
                 <w:color w:val="1F2937"/>
                 <w:sz w:val="20"/>
               </w:rPr>
-              <w:t>• Final SSRS engine hosting design.</w:t>
+              <w:t>Final SSRS engine hosting design.</w:t>
             </w:r>
           </w:p>
         </w:tc>
@@ -821,7 +821,7 @@
                 <w:color w:val="1F2937"/>
                 <w:sz w:val="20"/>
               </w:rPr>
-              <w:t>• The client needs a recommendation now.</w:t>
+              <w:t>The client needs a recommendation now.</w:t>
             </w:r>
           </w:p>
           <w:p>
@@ -836,7 +836,7 @@
                 <w:color w:val="1F2937"/>
                 <w:sz w:val="20"/>
               </w:rPr>
-              <w:t>• Detailed validation will come after access and assessment.</w:t>
+              <w:t>Detailed validation will come after access and assessment.</w:t>
             </w:r>
           </w:p>
           <w:p>
@@ -851,7 +851,7 @@
                 <w:color w:val="1F2937"/>
                 <w:sz w:val="20"/>
               </w:rPr>
-              <w:t>• GEO is the first migration target.</w:t>
+              <w:t>GEO is the first migration target.</w:t>
             </w:r>
           </w:p>
         </w:tc>
@@ -1690,7 +1690,7 @@
                 <w:color w:val="1F2937"/>
                 <w:sz w:val="20"/>
               </w:rPr>
-              <w:t>• High SQL Server compatibility.</w:t>
+              <w:t>High SQL Server compatibility.</w:t>
             </w:r>
           </w:p>
           <w:p>
@@ -1705,7 +1705,7 @@
                 <w:color w:val="1F2937"/>
                 <w:sz w:val="20"/>
               </w:rPr>
-              <w:t>• Supports SQL Agent, linked servers, and cross-database queries.</w:t>
+              <w:t>Supports SQL Agent, linked servers, and cross-database queries.</w:t>
             </w:r>
           </w:p>
           <w:p>
@@ -1720,7 +1720,7 @@
                 <w:color w:val="1F2937"/>
                 <w:sz w:val="20"/>
               </w:rPr>
-              <w:t>• Supports SSRS catalog databases.</w:t>
+              <w:t>Supports SSRS catalog databases.</w:t>
             </w:r>
           </w:p>
           <w:p>
@@ -1735,7 +1735,7 @@
                 <w:color w:val="1F2937"/>
                 <w:sz w:val="20"/>
               </w:rPr>
-              <w:t>• Reduces Windows Server overhead.</w:t>
+              <w:t>Reduces Windows Server overhead.</w:t>
             </w:r>
           </w:p>
           <w:p>
@@ -1750,7 +1750,7 @@
                 <w:color w:val="1F2937"/>
                 <w:sz w:val="20"/>
               </w:rPr>
-              <w:t>• Includes high availability and backups.</w:t>
+              <w:t>Includes high availability and backups.</w:t>
             </w:r>
           </w:p>
           <w:p>
@@ -1765,7 +1765,7 @@
                 <w:color w:val="1F2937"/>
                 <w:sz w:val="20"/>
               </w:rPr>
-              <w:t>• Supports GEO-first migration and possible later RMA migration.</w:t>
+              <w:t>Supports GEO-first migration and possible later RMA migration.</w:t>
             </w:r>
           </w:p>
         </w:tc>
@@ -1786,7 +1786,7 @@
                 <w:color w:val="1F2937"/>
                 <w:sz w:val="20"/>
               </w:rPr>
-              <w:t>• Still needs assessment before cost and sizing are trusted.</w:t>
+              <w:t>Still needs assessment before cost and sizing are trusted.</w:t>
             </w:r>
           </w:p>
           <w:p>
@@ -1801,7 +1801,7 @@
                 <w:color w:val="1F2937"/>
                 <w:sz w:val="20"/>
               </w:rPr>
-              <w:t>• Some file-based procedures must be refactored.</w:t>
+              <w:t>Some file-based procedures must be refactored.</w:t>
             </w:r>
           </w:p>
           <w:p>
@@ -1816,7 +1816,7 @@
                 <w:color w:val="1F2937"/>
                 <w:sz w:val="20"/>
               </w:rPr>
-              <w:t>• SSRS engine still needs separate hosting, typically on a Windows VM.</w:t>
+              <w:t>SSRS engine still needs separate hosting, typically on a Windows VM.</w:t>
             </w:r>
           </w:p>
         </w:tc>
@@ -1881,7 +1881,7 @@
                 <w:color w:val="1F2937"/>
                 <w:sz w:val="20"/>
               </w:rPr>
-              <w:t>• Managed PaaS database service.</w:t>
+              <w:t>Managed PaaS database service.</w:t>
             </w:r>
           </w:p>
           <w:p>
@@ -1896,7 +1896,7 @@
                 <w:color w:val="1F2937"/>
                 <w:sz w:val="20"/>
               </w:rPr>
-              <w:t>• Less infrastructure to manage than a VM.</w:t>
+              <w:t>Less infrastructure to manage than a VM.</w:t>
             </w:r>
           </w:p>
         </w:tc>
@@ -1918,7 +1918,7 @@
                 <w:color w:val="1F2937"/>
                 <w:sz w:val="20"/>
               </w:rPr>
-              <w:t>• Lower SQL Server compatibility.</w:t>
+              <w:t>Lower SQL Server compatibility.</w:t>
             </w:r>
           </w:p>
           <w:p>
@@ -1933,7 +1933,7 @@
                 <w:color w:val="1F2937"/>
                 <w:sz w:val="20"/>
               </w:rPr>
-              <w:t>• Cannot host SSRS catalog databases.</w:t>
+              <w:t>Cannot host SSRS catalog databases.</w:t>
             </w:r>
           </w:p>
           <w:p>
@@ -1948,7 +1948,7 @@
                 <w:color w:val="1F2937"/>
                 <w:sz w:val="20"/>
               </w:rPr>
-              <w:t>• Likely needs more rewrite work.</w:t>
+              <w:t>Likely needs more rewrite work.</w:t>
             </w:r>
           </w:p>
         </w:tc>
@@ -2012,7 +2012,7 @@
                 <w:color w:val="1F2937"/>
                 <w:sz w:val="20"/>
               </w:rPr>
-              <w:t>• High short-term compatibility.</w:t>
+              <w:t>High short-term compatibility.</w:t>
             </w:r>
           </w:p>
           <w:p>
@@ -2027,7 +2027,7 @@
                 <w:color w:val="1F2937"/>
                 <w:sz w:val="20"/>
               </w:rPr>
-              <w:t>• Easier lift-and-shift path.</w:t>
+              <w:t>Easier lift-and-shift path.</w:t>
             </w:r>
           </w:p>
         </w:tc>
@@ -2048,7 +2048,7 @@
                 <w:color w:val="1F2937"/>
                 <w:sz w:val="20"/>
               </w:rPr>
-              <w:t>• Keeps Windows Server overhead.</w:t>
+              <w:t>Keeps Windows Server overhead.</w:t>
             </w:r>
           </w:p>
           <w:p>
@@ -2063,7 +2063,7 @@
                 <w:color w:val="1F2937"/>
                 <w:sz w:val="20"/>
               </w:rPr>
-              <w:t>• Keeps more maintenance burden.</w:t>
+              <w:t>Keeps more maintenance burden.</w:t>
             </w:r>
           </w:p>
           <w:p>
@@ -2078,7 +2078,7 @@
                 <w:color w:val="1F2937"/>
                 <w:sz w:val="20"/>
               </w:rPr>
-              <w:t>• Gives less modernization benefit.</w:t>
+              <w:t>Gives less modernization benefit.</w:t>
             </w:r>
           </w:p>
         </w:tc>
@@ -2219,7 +2219,7 @@
                 <w:color w:val="1F2937"/>
                 <w:sz w:val="20"/>
               </w:rPr>
-              <w:t>• Procedures that read or write files on local Windows disk must be refactored.</w:t>
+              <w:t>Procedures that read or write files on local Windows disk must be refactored.</w:t>
             </w:r>
           </w:p>
           <w:p>
@@ -2234,7 +2234,7 @@
                 <w:color w:val="1F2937"/>
                 <w:sz w:val="20"/>
               </w:rPr>
-              <w:t>• The cleanest approach is to move file handling into the app layer.</w:t>
+              <w:t>The cleanest approach is to move file handling into the app layer.</w:t>
             </w:r>
           </w:p>
         </w:tc>
@@ -2279,7 +2279,7 @@
                 <w:color w:val="1F2937"/>
                 <w:sz w:val="20"/>
               </w:rPr>
-              <w:t>• GEO database moves first.</w:t>
+              <w:t>GEO database moves first.</w:t>
             </w:r>
           </w:p>
           <w:p>
@@ -2294,7 +2294,7 @@
                 <w:color w:val="1F2937"/>
                 <w:sz w:val="20"/>
               </w:rPr>
-              <w:t>• SSRS catalog databases can move to Azure SQL Managed Instance.</w:t>
+              <w:t>SSRS catalog databases can move to Azure SQL Managed Instance.</w:t>
             </w:r>
           </w:p>
           <w:p>
@@ -2309,7 +2309,7 @@
                 <w:color w:val="1F2937"/>
                 <w:sz w:val="20"/>
               </w:rPr>
-              <w:t>• Full compatibility still needs assessment.</w:t>
+              <w:t>Full compatibility still needs assessment.</w:t>
             </w:r>
           </w:p>
           <w:p>
@@ -2324,7 +2324,7 @@
                 <w:color w:val="1F2937"/>
                 <w:sz w:val="20"/>
               </w:rPr>
-              <w:t>• The full final list of databases and services still depends on the assessment report.</w:t>
+              <w:t>The full final list of databases and services still depends on the assessment report.</w:t>
             </w:r>
           </w:p>
         </w:tc>
@@ -2453,7 +2453,7 @@
                 <w:color w:val="1F2937"/>
                 <w:sz w:val="20"/>
               </w:rPr>
-              <w:t>• The team needs Azure access or help from the client team to run the assessment.</w:t>
+              <w:t>The team needs Azure access or help from the client team to run the assessment.</w:t>
             </w:r>
           </w:p>
           <w:p>
@@ -2468,7 +2468,7 @@
                 <w:color w:val="1F2937"/>
                 <w:sz w:val="20"/>
               </w:rPr>
-              <w:t>• The SSRS engine remains on a smaller VM for now.</w:t>
+              <w:t>The SSRS engine remains on a smaller VM for now.</w:t>
             </w:r>
           </w:p>
           <w:p>
@@ -2483,7 +2483,7 @@
                 <w:color w:val="1F2937"/>
                 <w:sz w:val="20"/>
               </w:rPr>
-              <w:t>• The assessment may need about one week of performance data to support better SKU recommendations.</w:t>
+              <w:t>The assessment may need about one week of performance data to support better SKU recommendations.</w:t>
             </w:r>
           </w:p>
         </w:tc>
@@ -2528,7 +2528,7 @@
                 <w:color w:val="1F2937"/>
                 <w:sz w:val="20"/>
               </w:rPr>
-              <w:t>• Migration needs compatibility checks.</w:t>
+              <w:t>Migration needs compatibility checks.</w:t>
             </w:r>
           </w:p>
           <w:p>
@@ -2543,7 +2543,7 @@
                 <w:color w:val="1F2937"/>
                 <w:sz w:val="20"/>
               </w:rPr>
-              <w:t>• Migration needs workload checks.</w:t>
+              <w:t>Migration needs workload checks.</w:t>
             </w:r>
           </w:p>
           <w:p>
@@ -2558,7 +2558,7 @@
                 <w:color w:val="1F2937"/>
                 <w:sz w:val="20"/>
               </w:rPr>
-              <w:t>• Migration needs reporting checks.</w:t>
+              <w:t>Migration needs reporting checks.</w:t>
             </w:r>
           </w:p>
           <w:p>
@@ -2573,7 +2573,7 @@
                 <w:color w:val="1F2937"/>
                 <w:sz w:val="20"/>
               </w:rPr>
-              <w:t>• Migration needs post-migration verification.</w:t>
+              <w:t>Migration needs post-migration verification.</w:t>
             </w:r>
           </w:p>
         </w:tc>
@@ -2717,7 +2717,7 @@
                 <w:color w:val="1F2937"/>
                 <w:sz w:val="20"/>
               </w:rPr>
-              <w:t>• Clear platform direction now.</w:t>
+              <w:t>Clear platform direction now.</w:t>
             </w:r>
           </w:p>
           <w:p>
@@ -2732,7 +2732,7 @@
                 <w:color w:val="1F2937"/>
                 <w:sz w:val="20"/>
               </w:rPr>
-              <w:t>• Lower long-term infrastructure overhead.</w:t>
+              <w:t>Lower long-term infrastructure overhead.</w:t>
             </w:r>
           </w:p>
           <w:p>
@@ -2747,7 +2747,7 @@
                 <w:color w:val="1F2937"/>
                 <w:sz w:val="20"/>
               </w:rPr>
-              <w:t>• Better SQL Server compatibility than Azure SQL Database.</w:t>
+              <w:t>Better SQL Server compatibility than Azure SQL Database.</w:t>
             </w:r>
           </w:p>
           <w:p>
@@ -2762,7 +2762,7 @@
                 <w:color w:val="1F2937"/>
                 <w:sz w:val="20"/>
               </w:rPr>
-              <w:t>• Room for future GEO and RMA consolidation.</w:t>
+              <w:t>Room for future GEO and RMA consolidation.</w:t>
             </w:r>
           </w:p>
         </w:tc>
@@ -2827,7 +2827,7 @@
                 <w:color w:val="1F2937"/>
                 <w:sz w:val="20"/>
               </w:rPr>
-              <w:t>• Some decisions remain open.</w:t>
+              <w:t>Some decisions remain open.</w:t>
             </w:r>
           </w:p>
           <w:p>
@@ -2842,7 +2842,7 @@
                 <w:color w:val="1F2937"/>
                 <w:sz w:val="20"/>
               </w:rPr>
-              <w:t>• Azure access is still a blocker.</w:t>
+              <w:t>Azure access is still a blocker.</w:t>
             </w:r>
           </w:p>
           <w:p>
@@ -2857,7 +2857,7 @@
                 <w:color w:val="1F2937"/>
                 <w:sz w:val="20"/>
               </w:rPr>
-              <w:t>• Some refactoring may be needed.</w:t>
+              <w:t>Some refactoring may be needed.</w:t>
             </w:r>
           </w:p>
           <w:p>
@@ -2872,7 +2872,7 @@
                 <w:color w:val="1F2937"/>
                 <w:sz w:val="20"/>
               </w:rPr>
-              <w:t>• The reporting engine remains on a VM in the short term.</w:t>
+              <w:t>The reporting engine remains on a VM in the short term.</w:t>
             </w:r>
           </w:p>
         </w:tc>
@@ -2936,7 +2936,7 @@
                 <w:color w:val="1F2937"/>
                 <w:sz w:val="20"/>
               </w:rPr>
-              <w:t>• Get the first assessment report.</w:t>
+              <w:t>Get the first assessment report.</w:t>
             </w:r>
           </w:p>
           <w:p>
@@ -2951,7 +2951,7 @@
                 <w:color w:val="1F2937"/>
                 <w:sz w:val="20"/>
               </w:rPr>
-              <w:t>• Review cost estimates.</w:t>
+              <w:t>Review cost estimates.</w:t>
             </w:r>
           </w:p>
           <w:p>
@@ -2966,7 +2966,7 @@
                 <w:color w:val="1F2937"/>
                 <w:sz w:val="20"/>
               </w:rPr>
-              <w:t>• Review SKU recommendation.</w:t>
+              <w:t>Review SKU recommendation.</w:t>
             </w:r>
           </w:p>
           <w:p>
@@ -2981,7 +2981,7 @@
                 <w:color w:val="1F2937"/>
                 <w:sz w:val="20"/>
               </w:rPr>
-              <w:t>• Collect about one week of performance data if possible.</w:t>
+              <w:t>Collect about one week of performance data if possible.</w:t>
             </w:r>
           </w:p>
           <w:p>
@@ -2996,7 +2996,7 @@
                 <w:color w:val="1F2937"/>
                 <w:sz w:val="20"/>
               </w:rPr>
-              <w:t>• Align the plan with Dmitry before wider sharing.</w:t>
+              <w:t>Align the plan with Dmitry before wider sharing.</w:t>
             </w:r>
           </w:p>
           <w:p>
@@ -3011,7 +3011,7 @@
                 <w:color w:val="1F2937"/>
                 <w:sz w:val="20"/>
               </w:rPr>
-              <w:t>• Confirm the SSRS plan.</w:t>
+              <w:t>Confirm the SSRS plan.</w:t>
             </w:r>
           </w:p>
           <w:p>
@@ -3026,7 +3026,7 @@
                 <w:color w:val="1F2937"/>
                 <w:sz w:val="20"/>
               </w:rPr>
-              <w:t>• Prepare the migration runbook.</w:t>
+              <w:t>Prepare the migration runbook.</w:t>
             </w:r>
           </w:p>
         </w:tc>
@@ -3091,7 +3091,7 @@
                 <w:color w:val="1F2937"/>
                 <w:sz w:val="20"/>
               </w:rPr>
-              <w:t>• Hidden compatibility issues may appear in the assessment.</w:t>
+              <w:t>Hidden compatibility issues may appear in the assessment.</w:t>
             </w:r>
           </w:p>
           <w:p>
@@ -3106,7 +3106,7 @@
                 <w:color w:val="1F2937"/>
                 <w:sz w:val="20"/>
               </w:rPr>
-              <w:t>• Access delays may slow planning.</w:t>
+              <w:t>Access delays may slow planning.</w:t>
             </w:r>
           </w:p>
           <w:p>
@@ -3121,7 +3121,7 @@
                 <w:color w:val="1F2937"/>
                 <w:sz w:val="20"/>
               </w:rPr>
-              <w:t>• Actual cost may change after real sizing data is available.</w:t>
+              <w:t>Actual cost may change after real sizing data is available.</w:t>
             </w:r>
           </w:p>
         </w:tc>
@@ -3263,7 +3263,7 @@
                 <w:color w:val="1F2937"/>
                 <w:sz w:val="20"/>
               </w:rPr>
-              <w:t>• Migration assessment report.</w:t>
+              <w:t>Migration assessment report.</w:t>
             </w:r>
           </w:p>
           <w:p>
@@ -3278,7 +3278,7 @@
                 <w:color w:val="1F2937"/>
                 <w:sz w:val="20"/>
               </w:rPr>
-              <w:t>• Compatibility blockers.</w:t>
+              <w:t>Compatibility blockers.</w:t>
             </w:r>
           </w:p>
           <w:p>
@@ -3293,7 +3293,7 @@
                 <w:color w:val="1F2937"/>
                 <w:sz w:val="20"/>
               </w:rPr>
-              <w:t>• Affected objects.</w:t>
+              <w:t>Affected objects.</w:t>
             </w:r>
           </w:p>
           <w:p>
@@ -3308,7 +3308,7 @@
                 <w:color w:val="1F2937"/>
                 <w:sz w:val="20"/>
               </w:rPr>
-              <w:t>• Full component inventory.</w:t>
+              <w:t>Full component inventory.</w:t>
             </w:r>
           </w:p>
           <w:p>
@@ -3323,7 +3323,7 @@
                 <w:color w:val="1F2937"/>
                 <w:sz w:val="20"/>
               </w:rPr>
-              <w:t>• SKU recommendation.</w:t>
+              <w:t>SKU recommendation.</w:t>
             </w:r>
           </w:p>
           <w:p>
@@ -3338,7 +3338,7 @@
                 <w:color w:val="1F2937"/>
                 <w:sz w:val="20"/>
               </w:rPr>
-              <w:t>• Workload-based sizing.</w:t>
+              <w:t>Workload-based sizing.</w:t>
             </w:r>
           </w:p>
           <w:p>
@@ -3353,7 +3353,7 @@
                 <w:color w:val="1F2937"/>
                 <w:sz w:val="20"/>
               </w:rPr>
-              <w:t>• Cost estimates.</w:t>
+              <w:t>Cost estimates.</w:t>
             </w:r>
           </w:p>
         </w:tc>
@@ -3398,7 +3398,7 @@
                 <w:color w:val="1F2937"/>
                 <w:sz w:val="20"/>
               </w:rPr>
-              <w:t>• Azure subscription or VM-level access to register the SQL IaaS Agent extension and run the assessment.</w:t>
+              <w:t>Azure subscription or VM-level access to register the SQL IaaS Agent extension and run the assessment.</w:t>
             </w:r>
           </w:p>
           <w:p>
@@ -3413,7 +3413,7 @@
                 <w:color w:val="1F2937"/>
                 <w:sz w:val="20"/>
               </w:rPr>
-              <w:t>• Or the client team running it and sharing the report.</w:t>
+              <w:t>Or the client team running it and sharing the report.</w:t>
             </w:r>
           </w:p>
           <w:p>
@@ -3428,7 +3428,7 @@
                 <w:color w:val="1F2937"/>
                 <w:sz w:val="20"/>
               </w:rPr>
-              <w:t>• Alignment with Dmitry before wider team sharing.</w:t>
+              <w:t>Alignment with Dmitry before wider team sharing.</w:t>
             </w:r>
           </w:p>
         </w:tc>
@@ -3471,7 +3471,7 @@
                 <w:color w:val="1F2937"/>
                 <w:sz w:val="20"/>
               </w:rPr>
-              <w:t>• Final SSRS engine hosting approach.</w:t>
+              <w:t>Final SSRS engine hosting approach.</w:t>
             </w:r>
           </w:p>
           <w:p>
@@ -3486,7 +3486,7 @@
                 <w:color w:val="1F2937"/>
                 <w:sz w:val="20"/>
               </w:rPr>
-              <w:t>• Final migration runbook details.</w:t>
+              <w:t>Final migration runbook details.</w:t>
             </w:r>
           </w:p>
           <w:p>
@@ -3501,7 +3501,7 @@
                 <w:color w:val="1F2937"/>
                 <w:sz w:val="20"/>
               </w:rPr>
-              <w:t>• Final decision on GEO and RMA sharing one managed instance.</w:t>
+              <w:t>Final decision on GEO and RMA sharing one managed instance.</w:t>
             </w:r>
           </w:p>
           <w:p>
@@ -3516,7 +3516,7 @@
                 <w:color w:val="1F2937"/>
                 <w:sz w:val="20"/>
               </w:rPr>
-              <w:t>• Possible future move from SSRS to another reporting approach if needed.</w:t>
+              <w:t>Possible future move from SSRS to another reporting approach if needed.</w:t>
             </w:r>
           </w:p>
         </w:tc>
@@ -3627,7 +3627,7 @@
     </w:p>
     <w:p>
       <w:pPr>
-        <w:pStyle w:val="ListBullet"/>
+        <w:pStyle w:val="ListBullet2"/>
         <w:spacing w:before="0" w:after="120"/>
       </w:pPr>
       <w:hyperlink r:id="rId10">
@@ -3653,7 +3653,7 @@
     </w:p>
     <w:p>
       <w:pPr>
-        <w:pStyle w:val="ListBullet"/>
+        <w:pStyle w:val="ListBullet2"/>
         <w:spacing w:before="0" w:after="120"/>
       </w:pPr>
       <w:hyperlink r:id="rId11">
@@ -3679,7 +3679,7 @@
     </w:p>
     <w:p>
       <w:pPr>
-        <w:pStyle w:val="ListBullet"/>
+        <w:pStyle w:val="ListBullet2"/>
         <w:spacing w:before="0" w:after="120"/>
       </w:pPr>
       <w:hyperlink r:id="rId12">
@@ -3705,7 +3705,7 @@
     </w:p>
     <w:p>
       <w:pPr>
-        <w:pStyle w:val="ListBullet"/>
+        <w:pStyle w:val="ListBullet2"/>
         <w:spacing w:before="0" w:after="120"/>
       </w:pPr>
       <w:hyperlink r:id="rId13">
@@ -3731,7 +3731,7 @@
     </w:p>
     <w:p>
       <w:pPr>
-        <w:pStyle w:val="ListBullet"/>
+        <w:pStyle w:val="ListBullet2"/>
         <w:spacing w:before="0" w:after="120"/>
       </w:pPr>
       <w:hyperlink r:id="rId14">
@@ -15824,7 +15824,7 @@
     <w:basedOn w:val="Normal"/>
     <w:pPr>
       <w:spacing w:after="120"/>
-      <w:ind w:left="0" w:firstLine="0"/>
+      <w:ind w:left="0"/>
     </w:pPr>
     <w:rPr>
       <w:rFonts w:ascii="Segoe UI" w:hAnsi="Segoe UI"/>
